--- a/public/cv/english/CV-modern.docx
+++ b/public/cv/english/CV-modern.docx
@@ -264,7 +264,7 @@
         <w:rPr>
           <w:lang w:val="en"/>
         </w:rPr>
-        <w:t xml:space="preserve">Designed PostgreSQL schema for IT inventory, stock and asset assignment</w:t>
+        <w:t xml:space="preserve">Designed PostgreSQL schema for IT inventory, stock and asset assignment.</w:t>
       </w:r>
     </w:p>
     <w:p>
@@ -279,7 +279,7 @@
         <w:rPr>
           <w:lang w:val="en"/>
         </w:rPr>
-        <w:t xml:space="preserve">Built React + TypeScript CRM prototype from business requirements</w:t>
+        <w:t xml:space="preserve">Built React + TypeScript CRM prototype from business requirements.</w:t>
       </w:r>
     </w:p>
     <w:p>
@@ -294,7 +294,7 @@
         <w:rPr>
           <w:lang w:val="en"/>
         </w:rPr>
-        <w:t xml:space="preserve">Joined SAP, Jira and Qlik workflows; proposed MASSGuard AI concept</w:t>
+        <w:t xml:space="preserve">Joined SAP, Jira and Qlik workflows; proposed MASSGuard AI concept.</w:t>
       </w:r>
     </w:p>
     <w:p>
@@ -326,7 +326,7 @@
         <w:rPr>
           <w:lang w:val="en"/>
         </w:rPr>
-        <w:t xml:space="preserve">Built SQL Server backup platform: multi-tenant ASP.NET Core API, Quartz.NET, PostgreSQL, agent, React UI</w:t>
+        <w:t xml:space="preserve">Built SQL Server backup platform: multi-tenant ASP.NET Core API, Quartz.NET, PostgreSQL, agent, React UI.</w:t>
       </w:r>
     </w:p>
     <w:p>
@@ -341,7 +341,7 @@
         <w:rPr>
           <w:lang w:val="en"/>
         </w:rPr>
-        <w:t xml:space="preserve">Built offline-first IMAP/SMTP mail client: .NET 10 + PostgreSQL backend, Flutter app</w:t>
+        <w:t xml:space="preserve">Built offline-first IMAP/SMTP mail client: .NET 10 + PostgreSQL backend, Flutter app.</w:t>
       </w:r>
     </w:p>
     <w:p>
@@ -356,7 +356,7 @@
         <w:rPr>
           <w:lang w:val="en"/>
         </w:rPr>
-        <w:t xml:space="preserve">Small contribution to company reconciliation web app (backend fixes, accessible UI)</w:t>
+        <w:t xml:space="preserve">Small contribution to company reconciliation web app (backend fixes, accessible UI).</w:t>
       </w:r>
     </w:p>
     <w:p>
@@ -371,7 +371,7 @@
         <w:rPr>
           <w:lang w:val="en"/>
         </w:rPr>
-        <w:t xml:space="preserve">References available on request</w:t>
+        <w:t xml:space="preserve">References available on request.</w:t>
       </w:r>
     </w:p>
     <w:p>
@@ -403,7 +403,7 @@
         <w:rPr>
           <w:lang w:val="en"/>
         </w:rPr>
-        <w:t xml:space="preserve">Built Python CLI app with JSON storage</w:t>
+        <w:t xml:space="preserve">Built Python CLI app with JSON storage.</w:t>
       </w:r>
     </w:p>
     <w:p>
@@ -418,7 +418,7 @@
         <w:rPr>
           <w:lang w:val="en"/>
         </w:rPr>
-        <w:t xml:space="preserve">Delivered Excel dashboard, AutoCAD drawing and Blender 3D room</w:t>
+        <w:t xml:space="preserve">Delivered Excel dashboard, AutoCAD drawing and Blender 3D room.</w:t>
       </w:r>
     </w:p>
     <w:bookmarkEnd w:id="17"/>
@@ -542,7 +542,7 @@
         <w:rPr>
           <w:lang w:val="en"/>
         </w:rPr>
-        <w:t xml:space="preserve">Data structures, algorithms, databases, operating systems</w:t>
+        <w:t xml:space="preserve">Data structures, algorithms, databases, operating systems.</w:t>
       </w:r>
     </w:p>
     <w:p>
@@ -557,7 +557,7 @@
         <w:rPr>
           <w:lang w:val="en"/>
         </w:rPr>
-        <w:t xml:space="preserve">Software engineering, web technologies, computer networks</w:t>
+        <w:t xml:space="preserve">Software engineering, web technologies, computer networks.</w:t>
       </w:r>
     </w:p>
     <w:p>
@@ -572,7 +572,7 @@
         <w:rPr>
           <w:lang w:val="en"/>
         </w:rPr>
-        <w:t xml:space="preserve">Machine learning, AI, computer graphics, cloud computing</w:t>
+        <w:t xml:space="preserve">Machine learning, AI, computer graphics, cloud computing.</w:t>
       </w:r>
     </w:p>
     <w:p>
@@ -604,7 +604,7 @@
         <w:rPr>
           <w:lang w:val="en"/>
         </w:rPr>
-        <w:t xml:space="preserve">Erasmus exchange, OOP with C++</w:t>
+        <w:t xml:space="preserve">Erasmus exchange, OOP with C++.</w:t>
       </w:r>
     </w:p>
     <w:p>
@@ -619,7 +619,7 @@
         <w:rPr>
           <w:lang w:val="en"/>
         </w:rPr>
-        <w:t xml:space="preserve">3D animation and graphics with Blender</w:t>
+        <w:t xml:space="preserve">3D animation and graphics with Blender.</w:t>
       </w:r>
     </w:p>
     <w:bookmarkEnd w:id="19"/>

--- a/public/cv/english/CV-modern.docx
+++ b/public/cv/english/CV-modern.docx
@@ -264,7 +264,7 @@
         <w:rPr>
           <w:lang w:val="en"/>
         </w:rPr>
-        <w:t xml:space="preserve">Designed PostgreSQL schema for IT inventory, stock and asset assignment.</w:t>
+        <w:t xml:space="preserve">Built a complete PostgreSQL database for IT inventory and stock.</w:t>
       </w:r>
     </w:p>
     <w:p>
@@ -279,7 +279,7 @@
         <w:rPr>
           <w:lang w:val="en"/>
         </w:rPr>
-        <w:t xml:space="preserve">Built React + TypeScript CRM prototype from business requirements.</w:t>
+        <w:t xml:space="preserve">Completed customer request case study: scope, requirements, wireframes, React prototype.</w:t>
       </w:r>
     </w:p>
     <w:p>
@@ -295,6 +295,21 @@
           <w:lang w:val="en"/>
         </w:rPr>
         <w:t xml:space="preserve">Joined SAP, Jira and Qlik workflows; proposed MASSGuard AI concept.</w:t>
+      </w:r>
+    </w:p>
+    <w:p>
+      <w:pPr>
+        <w:pStyle w:val="Compact"/>
+        <w:numPr>
+          <w:ilvl w:val="0"/>
+          <w:numId w:val="1003"/>
+        </w:numPr>
+      </w:pPr>
+      <w:r>
+        <w:rPr>
+          <w:lang w:val="en"/>
+        </w:rPr>
+        <w:t xml:space="preserve">References available on request.</w:t>
       </w:r>
     </w:p>
     <w:p>

--- a/public/cv/english/CV-modern.docx
+++ b/public/cv/english/CV-modern.docx
@@ -164,7 +164,7 @@
         <w:rPr>
           <w:lang w:val="en"/>
         </w:rPr>
-        <w:t xml:space="preserve">Java, C#, TypeScript, SQL, HTML, CSS</w:t>
+        <w:t xml:space="preserve">Programming Languages</w:t>
       </w:r>
     </w:p>
     <w:p>
@@ -179,7 +179,112 @@
         <w:rPr>
           <w:lang w:val="en"/>
         </w:rPr>
-        <w:t xml:space="preserve">React, Next.js, React Native, Flutter, NestJS, REST API, .NET, .NET Web API, MS SQL Server, PostgreSQL, Expo</w:t>
+        <w:t xml:space="preserve">Java, C#, TypeScript</w:t>
+      </w:r>
+    </w:p>
+    <w:p>
+      <w:pPr>
+        <w:pStyle w:val="Compact"/>
+        <w:numPr>
+          <w:ilvl w:val="0"/>
+          <w:numId w:val="1002"/>
+        </w:numPr>
+      </w:pPr>
+      <w:r>
+        <w:rPr>
+          <w:lang w:val="en"/>
+        </w:rPr>
+        <w:t xml:space="preserve">SQL, HTML, CSS</w:t>
+      </w:r>
+    </w:p>
+    <w:p>
+      <w:pPr>
+        <w:pStyle w:val="Compact"/>
+        <w:numPr>
+          <w:ilvl w:val="0"/>
+          <w:numId w:val="1002"/>
+        </w:numPr>
+      </w:pPr>
+      <w:r>
+        <w:rPr>
+          <w:lang w:val="en"/>
+        </w:rPr>
+        <w:t xml:space="preserve">Frameworks &amp; Technologies</w:t>
+      </w:r>
+    </w:p>
+    <w:p>
+      <w:pPr>
+        <w:pStyle w:val="Compact"/>
+        <w:numPr>
+          <w:ilvl w:val="0"/>
+          <w:numId w:val="1002"/>
+        </w:numPr>
+      </w:pPr>
+      <w:r>
+        <w:rPr>
+          <w:lang w:val="en"/>
+        </w:rPr>
+        <w:t xml:space="preserve">Frontend: React, Next.js</w:t>
+      </w:r>
+    </w:p>
+    <w:p>
+      <w:pPr>
+        <w:pStyle w:val="Compact"/>
+        <w:numPr>
+          <w:ilvl w:val="0"/>
+          <w:numId w:val="1002"/>
+        </w:numPr>
+      </w:pPr>
+      <w:r>
+        <w:rPr>
+          <w:lang w:val="en"/>
+        </w:rPr>
+        <w:t xml:space="preserve">Mobile: React Native, Flutter, Expo</w:t>
+      </w:r>
+    </w:p>
+    <w:p>
+      <w:pPr>
+        <w:pStyle w:val="Compact"/>
+        <w:numPr>
+          <w:ilvl w:val="0"/>
+          <w:numId w:val="1002"/>
+        </w:numPr>
+      </w:pPr>
+      <w:r>
+        <w:rPr>
+          <w:lang w:val="en"/>
+        </w:rPr>
+        <w:t xml:space="preserve">Backend: NestJS, .NET, .NET Web API, REST API</w:t>
+      </w:r>
+    </w:p>
+    <w:p>
+      <w:pPr>
+        <w:pStyle w:val="Compact"/>
+        <w:numPr>
+          <w:ilvl w:val="0"/>
+          <w:numId w:val="1002"/>
+        </w:numPr>
+      </w:pPr>
+      <w:r>
+        <w:rPr>
+          <w:lang w:val="en"/>
+        </w:rPr>
+        <w:t xml:space="preserve">Databases: PostgreSQL, MS SQL Server</w:t>
+      </w:r>
+    </w:p>
+    <w:p>
+      <w:pPr>
+        <w:pStyle w:val="Compact"/>
+        <w:numPr>
+          <w:ilvl w:val="0"/>
+          <w:numId w:val="1002"/>
+        </w:numPr>
+      </w:pPr>
+      <w:r>
+        <w:rPr>
+          <w:lang w:val="en"/>
+        </w:rPr>
+        <w:t xml:space="preserve">Tools &amp; Software</w:t>
       </w:r>
     </w:p>
     <w:p>
